--- a/Additional information.docx
+++ b/Additional information.docx
@@ -109,6 +109,57 @@
       </w:pPr>
       <w:r>
         <w:rPr>
+          <w:b/>
+          <w:sz w:val="28"/>
+          <w:szCs w:val="28"/>
+        </w:rPr>
+        <w:t xml:space="preserve">Data measurement: </w:t>
+      </w:r>
+      <w:r>
+        <w:rPr>
+          <w:sz w:val="28"/>
+          <w:szCs w:val="28"/>
+        </w:rPr>
+        <w:t xml:space="preserve">I-V sweeps are measured in Quantum Design (QD) PPMS using </w:t>
+      </w:r>
+      <w:proofErr w:type="spellStart"/>
+      <w:r>
+        <w:rPr>
+          <w:sz w:val="28"/>
+          <w:szCs w:val="28"/>
+        </w:rPr>
+        <w:t>MultiVu</w:t>
+      </w:r>
+      <w:proofErr w:type="spellEnd"/>
+      <w:r>
+        <w:rPr>
+          <w:sz w:val="28"/>
+          <w:szCs w:val="28"/>
+        </w:rPr>
+        <w:t xml:space="preserve"> software. Raw I-V data are uploaded in the repository.</w:t>
+      </w:r>
+      <w:r>
+        <w:rPr>
+          <w:sz w:val="28"/>
+          <w:szCs w:val="28"/>
+        </w:rPr>
+        <w:br/>
+      </w:r>
+    </w:p>
+    <w:p>
+      <w:pPr>
+        <w:pStyle w:val="ListParagraph"/>
+        <w:numPr>
+          <w:ilvl w:val="0"/>
+          <w:numId w:val="11"/>
+        </w:numPr>
+        <w:rPr>
+          <w:sz w:val="28"/>
+          <w:szCs w:val="28"/>
+        </w:rPr>
+      </w:pPr>
+      <w:r>
+        <w:rPr>
           <w:sz w:val="28"/>
           <w:szCs w:val="28"/>
         </w:rPr>
@@ -146,6 +197,8 @@
         </w:rPr>
         <w:t xml:space="preserve"> codes uploaded in repository.</w:t>
       </w:r>
+      <w:bookmarkStart w:id="0" w:name="_GoBack"/>
+      <w:bookmarkEnd w:id="0"/>
       <w:r>
         <w:rPr>
           <w:sz w:val="28"/>
@@ -168,204 +221,35 @@
       </w:pPr>
       <w:r>
         <w:rPr>
+          <w:b/>
           <w:sz w:val="28"/>
           <w:szCs w:val="28"/>
         </w:rPr>
-        <w:t>The current–voltage (I–V) characteristics are measured using a standard four-probe configuration</w:t>
+        <w:t>Estimation of diode efficiency:</w:t>
       </w:r>
       <w:r>
         <w:rPr>
           <w:sz w:val="28"/>
           <w:szCs w:val="28"/>
         </w:rPr>
-        <w:t xml:space="preserve">. </w:t>
+        <w:t xml:space="preserve"> Import the raw I–V data</w:t>
       </w:r>
       <w:r>
         <w:rPr>
           <w:sz w:val="28"/>
           <w:szCs w:val="28"/>
         </w:rPr>
-        <w:t>The raw I–V curve is inspected to identify the transition from the superconducting state</w:t>
+        <w:t xml:space="preserve"> in </w:t>
       </w:r>
+      <w:proofErr w:type="spellStart"/>
       <w:r>
         <w:rPr>
           <w:sz w:val="28"/>
           <w:szCs w:val="28"/>
         </w:rPr>
-        <w:t xml:space="preserve"> to </w:t>
+        <w:t>Originlab</w:t>
       </w:r>
-      <w:r>
-        <w:rPr>
-          <w:sz w:val="28"/>
-          <w:szCs w:val="28"/>
-        </w:rPr>
-        <w:t>the resistive state, where a finite voltage develops. The critical current is determined consistently using the same criterion for all datasets. In the present analysis, the abrupt onset of the resistive state/switching in the I–V characteristic is used to</w:t>
-      </w:r>
-      <w:r>
-        <w:rPr>
-          <w:sz w:val="28"/>
-          <w:szCs w:val="28"/>
-        </w:rPr>
-        <w:t xml:space="preserve"> identify the critical current.</w:t>
-      </w:r>
-    </w:p>
-    <w:p>
-      <w:pPr>
-        <w:pStyle w:val="ListParagraph"/>
-        <w:rPr>
-          <w:sz w:val="28"/>
-          <w:szCs w:val="28"/>
-        </w:rPr>
-      </w:pPr>
-    </w:p>
-    <w:p>
-      <w:pPr>
-        <w:pStyle w:val="ListParagraph"/>
-        <w:numPr>
-          <w:ilvl w:val="0"/>
-          <w:numId w:val="11"/>
-        </w:numPr>
-        <w:rPr>
-          <w:sz w:val="28"/>
-          <w:szCs w:val="28"/>
-        </w:rPr>
-      </w:pPr>
-      <w:r>
-        <w:rPr>
-          <w:sz w:val="28"/>
-          <w:szCs w:val="28"/>
-        </w:rPr>
-        <w:t>For the positive-current branch, the current at which the device switches from the superconducting to the resistive state is designated as I</w:t>
-      </w:r>
-      <w:r>
-        <w:rPr>
-          <w:sz w:val="28"/>
-          <w:szCs w:val="28"/>
-          <w:vertAlign w:val="subscript"/>
-        </w:rPr>
-        <w:t>c+</w:t>
-      </w:r>
-      <w:r>
-        <w:rPr>
-          <w:sz w:val="28"/>
-          <w:szCs w:val="28"/>
-        </w:rPr>
-        <w:t>. For the negative-curren</w:t>
-      </w:r>
-      <w:r>
-        <w:rPr>
-          <w:sz w:val="28"/>
-          <w:szCs w:val="28"/>
-        </w:rPr>
-        <w:t>t branch, the corresponding switching current is designated as I</w:t>
-      </w:r>
-      <w:r>
-        <w:rPr>
-          <w:sz w:val="28"/>
-          <w:szCs w:val="28"/>
-          <w:vertAlign w:val="subscript"/>
-        </w:rPr>
-        <w:t>c−</w:t>
-      </w:r>
-      <w:r>
-        <w:rPr>
-          <w:sz w:val="28"/>
-          <w:szCs w:val="28"/>
-        </w:rPr>
-        <w:t>. Because I</w:t>
-      </w:r>
-      <w:r>
-        <w:rPr>
-          <w:sz w:val="28"/>
-          <w:szCs w:val="28"/>
-          <w:vertAlign w:val="subscript"/>
-        </w:rPr>
-        <w:t>c−</w:t>
-      </w:r>
-      <w:r>
-        <w:rPr>
-          <w:sz w:val="28"/>
-          <w:szCs w:val="28"/>
-        </w:rPr>
-        <w:t xml:space="preserve"> is negative by convention, its magnitude |I</w:t>
-      </w:r>
-      <w:r>
-        <w:rPr>
-          <w:sz w:val="28"/>
-          <w:szCs w:val="28"/>
-          <w:vertAlign w:val="subscript"/>
-        </w:rPr>
-        <w:t>c−</w:t>
-      </w:r>
-      <w:r>
-        <w:rPr>
-          <w:sz w:val="28"/>
-          <w:szCs w:val="28"/>
-        </w:rPr>
-        <w:t>| is used when calculating the diode efficiency.</w:t>
-      </w:r>
-      <w:r>
-        <w:rPr>
-          <w:sz w:val="28"/>
-          <w:szCs w:val="28"/>
-        </w:rPr>
-        <w:br/>
-      </w:r>
-    </w:p>
-    <w:p>
-      <w:pPr>
-        <w:pStyle w:val="ListParagraph"/>
-        <w:numPr>
-          <w:ilvl w:val="0"/>
-          <w:numId w:val="11"/>
-        </w:numPr>
-        <w:rPr>
-          <w:sz w:val="28"/>
-          <w:szCs w:val="28"/>
-        </w:rPr>
-      </w:pPr>
-      <w:r>
-        <w:rPr>
-          <w:sz w:val="28"/>
-          <w:szCs w:val="28"/>
-        </w:rPr>
-        <w:t xml:space="preserve">Data-processing: </w:t>
-      </w:r>
-      <w:r>
-        <w:rPr>
-          <w:sz w:val="28"/>
-          <w:szCs w:val="28"/>
-        </w:rPr>
-        <w:t>Import the raw I–V da</w:t>
-      </w:r>
-      <w:r>
-        <w:rPr>
-          <w:sz w:val="28"/>
-          <w:szCs w:val="28"/>
-        </w:rPr>
-        <w:t xml:space="preserve">ta </w:t>
-      </w:r>
-      <w:r>
-        <w:rPr>
-          <w:sz w:val="28"/>
-          <w:szCs w:val="28"/>
-        </w:rPr>
-        <w:sym w:font="Symbol" w:char="F0AE"/>
-      </w:r>
-      <w:r>
-        <w:rPr>
-          <w:sz w:val="28"/>
-          <w:szCs w:val="28"/>
-        </w:rPr>
-        <w:t xml:space="preserve"> </w:t>
-      </w:r>
-      <w:r>
-        <w:rPr>
-          <w:sz w:val="28"/>
-          <w:szCs w:val="28"/>
-        </w:rPr>
-        <w:t>separate positive and negative current branches</w:t>
-      </w:r>
+      <w:proofErr w:type="spellEnd"/>
       <w:r>
         <w:rPr>
           <w:sz w:val="28"/>
@@ -385,14 +269,21 @@
           <w:sz w:val="28"/>
           <w:szCs w:val="28"/>
         </w:rPr>
-        <w:t xml:space="preserve"> </w:t>
+        <w:t xml:space="preserve"> separate positive and negative current branches </w:t>
       </w:r>
       <w:r>
         <w:rPr>
           <w:sz w:val="28"/>
           <w:szCs w:val="28"/>
         </w:rPr>
-        <w:t xml:space="preserve">extract </w:t>
+        <w:sym w:font="Symbol" w:char="F0AE"/>
+      </w:r>
+      <w:r>
+        <w:rPr>
+          <w:sz w:val="28"/>
+          <w:szCs w:val="28"/>
+        </w:rPr>
+        <w:t xml:space="preserve"> extract </w:t>
       </w:r>
       <w:proofErr w:type="spellStart"/>
       <w:r>
@@ -470,28 +361,7 @@
           <w:sz w:val="28"/>
           <w:szCs w:val="28"/>
         </w:rPr>
-        <w:t xml:space="preserve"> </w:t>
-      </w:r>
-      <w:r>
-        <w:rPr>
-          <w:sz w:val="28"/>
-          <w:szCs w:val="28"/>
-        </w:rPr>
-        <w:t xml:space="preserve">calculate </w:t>
-      </w:r>
-      <w:r>
-        <w:rPr>
-          <w:sz w:val="28"/>
-          <w:szCs w:val="28"/>
-        </w:rPr>
-        <w:t>η</w:t>
-      </w:r>
-      <w:r>
-        <w:rPr>
-          <w:sz w:val="28"/>
-          <w:szCs w:val="28"/>
-        </w:rPr>
-        <w:t xml:space="preserve"> </w:t>
+        <w:t xml:space="preserve"> calculate η </w:t>
       </w:r>
       <w:r>
         <w:rPr>
@@ -505,14 +375,7 @@
           <w:sz w:val="28"/>
           <w:szCs w:val="28"/>
         </w:rPr>
-        <w:t xml:space="preserve"> </w:t>
-      </w:r>
-      <w:r>
-        <w:rPr>
-          <w:sz w:val="28"/>
-          <w:szCs w:val="28"/>
-        </w:rPr>
-        <w:t xml:space="preserve">determine </w:t>
+        <w:t xml:space="preserve"> determine </w:t>
       </w:r>
       <w:proofErr w:type="spellStart"/>
       <w:r>
@@ -536,14 +399,7 @@
           <w:sz w:val="28"/>
           <w:szCs w:val="28"/>
         </w:rPr>
-        <w:t xml:space="preserve"> = ΔI/2</w:t>
-      </w:r>
-      <w:r>
-        <w:rPr>
-          <w:sz w:val="28"/>
-          <w:szCs w:val="28"/>
-        </w:rPr>
-        <w:t xml:space="preserve"> </w:t>
+        <w:t xml:space="preserve"> = ΔI/2 </w:t>
       </w:r>
       <w:r>
         <w:rPr>
@@ -557,14 +413,7 @@
           <w:sz w:val="28"/>
           <w:szCs w:val="28"/>
         </w:rPr>
-        <w:t xml:space="preserve"> </w:t>
-      </w:r>
-      <w:r>
-        <w:rPr>
-          <w:sz w:val="28"/>
-          <w:szCs w:val="28"/>
-        </w:rPr>
-        <w:t xml:space="preserve">propagate the uncertainties to obtain </w:t>
+        <w:t xml:space="preserve"> propagate the uncertainties to obtain </w:t>
       </w:r>
       <w:proofErr w:type="spellStart"/>
       <w:r>
@@ -617,24 +466,132 @@
           <w:sz w:val="28"/>
           <w:szCs w:val="28"/>
         </w:rPr>
-        <w:t xml:space="preserve">Independent repeated sweeps </w:t>
+        <w:t>Independent repeated sweeps are processed separately.</w:t>
       </w:r>
       <w:r>
         <w:rPr>
           <w:sz w:val="28"/>
           <w:szCs w:val="28"/>
         </w:rPr>
-        <w:t>are</w:t>
+        <w:br/>
+      </w:r>
+    </w:p>
+    <w:p>
+      <w:pPr>
+        <w:pStyle w:val="ListParagraph"/>
+        <w:numPr>
+          <w:ilvl w:val="0"/>
+          <w:numId w:val="11"/>
+        </w:numPr>
+        <w:rPr>
+          <w:sz w:val="28"/>
+          <w:szCs w:val="28"/>
+        </w:rPr>
+      </w:pPr>
+      <w:r>
+        <w:rPr>
+          <w:sz w:val="28"/>
+          <w:szCs w:val="28"/>
+        </w:rPr>
+        <w:t>The raw I–V curve is inspected to identify the transition from the superconducting state to the resistive state, where a finite voltage develops. The critical current is determined consistently using the same criterion for all datasets. In the present analysis, the abrupt onset of the resistive state/switching in the I–V characteristic is used to identify the critical current.</w:t>
+      </w:r>
+    </w:p>
+    <w:p>
+      <w:pPr>
+        <w:pStyle w:val="ListParagraph"/>
+        <w:rPr>
+          <w:sz w:val="28"/>
+          <w:szCs w:val="28"/>
+        </w:rPr>
+      </w:pPr>
+    </w:p>
+    <w:p>
+      <w:pPr>
+        <w:pStyle w:val="ListParagraph"/>
+        <w:numPr>
+          <w:ilvl w:val="0"/>
+          <w:numId w:val="11"/>
+        </w:numPr>
+        <w:rPr>
+          <w:sz w:val="28"/>
+          <w:szCs w:val="28"/>
+        </w:rPr>
+      </w:pPr>
+      <w:r>
+        <w:rPr>
+          <w:sz w:val="28"/>
+          <w:szCs w:val="28"/>
+        </w:rPr>
+        <w:t>For the positive-current branch, the current at which the device switches from the superconducting to the resistive state is designated as I</w:t>
+      </w:r>
+      <w:r>
+        <w:rPr>
+          <w:sz w:val="28"/>
+          <w:szCs w:val="28"/>
+          <w:vertAlign w:val="subscript"/>
+        </w:rPr>
+        <w:t>c+</w:t>
       </w:r>
       <w:r>
         <w:rPr>
           <w:sz w:val="28"/>
           <w:szCs w:val="28"/>
         </w:rPr>
-        <w:t xml:space="preserve"> processed separately. </w:t>
+        <w:t>. For the negative-current branch, the corresponding switching current is designated as I</w:t>
       </w:r>
-      <w:bookmarkStart w:id="0" w:name="_GoBack"/>
-      <w:bookmarkEnd w:id="0"/>
+      <w:r>
+        <w:rPr>
+          <w:sz w:val="28"/>
+          <w:szCs w:val="28"/>
+          <w:vertAlign w:val="subscript"/>
+        </w:rPr>
+        <w:t>c−</w:t>
+      </w:r>
+      <w:r>
+        <w:rPr>
+          <w:sz w:val="28"/>
+          <w:szCs w:val="28"/>
+        </w:rPr>
+        <w:t>. Because I</w:t>
+      </w:r>
+      <w:r>
+        <w:rPr>
+          <w:sz w:val="28"/>
+          <w:szCs w:val="28"/>
+          <w:vertAlign w:val="subscript"/>
+        </w:rPr>
+        <w:t>c−</w:t>
+      </w:r>
+      <w:r>
+        <w:rPr>
+          <w:sz w:val="28"/>
+          <w:szCs w:val="28"/>
+        </w:rPr>
+        <w:t xml:space="preserve"> is negative by convention, its magnitude |I</w:t>
+      </w:r>
+      <w:r>
+        <w:rPr>
+          <w:sz w:val="28"/>
+          <w:szCs w:val="28"/>
+          <w:vertAlign w:val="subscript"/>
+        </w:rPr>
+        <w:t>c−</w:t>
+      </w:r>
+      <w:r>
+        <w:rPr>
+          <w:sz w:val="28"/>
+          <w:szCs w:val="28"/>
+        </w:rPr>
+        <w:t>| is used when calculating the diode efficiency.</w:t>
+      </w:r>
+      <w:r>
+        <w:rPr>
+          <w:sz w:val="28"/>
+          <w:szCs w:val="28"/>
+          <w:vertAlign w:val="subscript"/>
+        </w:rPr>
+        <w:br/>
+      </w:r>
       <w:r>
         <w:rPr>
           <w:sz w:val="28"/>
@@ -12794,7 +12751,7 @@
 </file>
 
 <file path=customXml/itemProps1.xml><?xml version="1.0" encoding="utf-8"?>
-<ds:datastoreItem xmlns:ds="http://schemas.openxmlformats.org/officeDocument/2006/customXml" ds:itemID="{AC0F2CA2-86D3-4712-87F5-CEEBF4D19C2B}">
+<ds:datastoreItem xmlns:ds="http://schemas.openxmlformats.org/officeDocument/2006/customXml" ds:itemID="{03426960-77EE-4565-BCB2-F6A4D9A010DB}">
   <ds:schemaRefs>
     <ds:schemaRef ds:uri="http://schemas.openxmlformats.org/officeDocument/2006/bibliography"/>
   </ds:schemaRefs>
